--- a/pr-preview/pr-264/sets-functions.docx
+++ b/pr-preview/pr-264/sets-functions.docx
@@ -15,7 +15,7 @@
         <w:pStyle w:val="Date"/>
       </w:pPr>
       <w:r>
-        <w:t xml:space="preserve">Last modified: 2026-10-13 13:40:32 (PDT)</w:t>
+        <w:t xml:space="preserve">Last modified: 2026-10-13 18:36:56 (PDT)</w:t>
       </w:r>
     </w:p>
     <w:p>
@@ -7018,7 +7018,7 @@
     </w:p>
     <w:bookmarkEnd w:id="40"/>
     <w:bookmarkEnd w:id="41"/>
-    <w:bookmarkStart w:id="54" w:name="combining-sets"/>
+    <w:bookmarkStart w:id="57" w:name="combining-sets"/>
     <w:p>
       <w:pPr>
         <w:pStyle w:val="Heading2"/>
@@ -7240,12 +7240,24 @@
         </m:oMath>
       </m:oMathPara>
     </w:p>
+    <w:bookmarkEnd w:id="42"/>
+    <w:bookmarkStart w:id="43" w:name="def-indexed-union"/>
     <w:p>
       <w:pPr>
         <w:pStyle w:val="FirstParagraph"/>
       </w:pPr>
       <w:r>
-        <w:t xml:space="preserve">More generally, let</w:t>
+        <w:rPr>
+          <w:b/>
+          <w:bCs/>
+        </w:rPr>
+        <w:t xml:space="preserve">Definition 12 (Union of a family of sets)</w:t>
+      </w:r>
+      <w:r>
+        <w:t xml:space="preserve"> </w:t>
+      </w:r>
+      <w:r>
+        <w:t xml:space="preserve">Let</w:t>
       </w:r>
       <w:r>
         <w:t xml:space="preserve"> </w:t>
@@ -7428,7 +7440,23 @@
         <w:t xml:space="preserve"> </w:t>
       </w:r>
       <w:r>
-        <w:t xml:space="preserve">The union of the sets</w:t>
+        <w:t xml:space="preserve">The</w:t>
+      </w:r>
+      <w:r>
+        <w:t xml:space="preserve"> </w:t>
+      </w:r>
+      <w:r>
+        <w:rPr>
+          <w:b/>
+          <w:bCs/>
+        </w:rPr>
+        <w:t xml:space="preserve">union</w:t>
+      </w:r>
+      <w:r>
+        <w:t xml:space="preserve"> </w:t>
+      </w:r>
+      <w:r>
+        <w:t xml:space="preserve">of the sets</w:t>
       </w:r>
       <w:r>
         <w:t xml:space="preserve"> </w:t>
@@ -7816,8 +7844,8 @@
         <w:t xml:space="preserve">.</w:t>
       </w:r>
     </w:p>
-    <w:bookmarkEnd w:id="42"/>
-    <w:bookmarkStart w:id="43" w:name="def-intersection"/>
+    <w:bookmarkEnd w:id="43"/>
+    <w:bookmarkStart w:id="44" w:name="def-intersection"/>
     <w:p>
       <w:pPr>
         <w:pStyle w:val="BodyText"/>
@@ -7827,7 +7855,7 @@
           <w:b/>
           <w:bCs/>
         </w:rPr>
-        <w:t xml:space="preserve">Definition 12 (Intersection)</w:t>
+        <w:t xml:space="preserve">Definition 13 (Intersection)</w:t>
       </w:r>
       <w:r>
         <w:t xml:space="preserve"> </w:t>
@@ -8033,12 +8061,24 @@
         </m:oMath>
       </m:oMathPara>
     </w:p>
+    <w:bookmarkEnd w:id="44"/>
+    <w:bookmarkStart w:id="45" w:name="def-indexed-intersection"/>
     <w:p>
       <w:pPr>
         <w:pStyle w:val="FirstParagraph"/>
       </w:pPr>
       <w:r>
-        <w:t xml:space="preserve">More generally, let</w:t>
+        <w:rPr>
+          <w:b/>
+          <w:bCs/>
+        </w:rPr>
+        <w:t xml:space="preserve">Definition 14 (Intersection of a family of sets)</w:t>
+      </w:r>
+      <w:r>
+        <w:t xml:space="preserve"> </w:t>
+      </w:r>
+      <w:r>
+        <w:t xml:space="preserve">Let</w:t>
       </w:r>
       <w:r>
         <w:t xml:space="preserve"> </w:t>
@@ -8221,7 +8261,23 @@
         <w:t xml:space="preserve"> </w:t>
       </w:r>
       <w:r>
-        <w:t xml:space="preserve">The intersection of the sets</w:t>
+        <w:t xml:space="preserve">The</w:t>
+      </w:r>
+      <w:r>
+        <w:t xml:space="preserve"> </w:t>
+      </w:r>
+      <w:r>
+        <w:rPr>
+          <w:b/>
+          <w:bCs/>
+        </w:rPr>
+        <w:t xml:space="preserve">intersection</w:t>
+      </w:r>
+      <w:r>
+        <w:t xml:space="preserve"> </w:t>
+      </w:r>
+      <w:r>
+        <w:t xml:space="preserve">of the sets</w:t>
       </w:r>
       <w:r>
         <w:t xml:space="preserve"> </w:t>
@@ -8609,8 +8665,8 @@
         <w:t xml:space="preserve">.</w:t>
       </w:r>
     </w:p>
-    <w:bookmarkEnd w:id="43"/>
-    <w:bookmarkStart w:id="44" w:name="def-set-difference"/>
+    <w:bookmarkEnd w:id="45"/>
+    <w:bookmarkStart w:id="46" w:name="def-set-difference"/>
     <w:p>
       <w:pPr>
         <w:pStyle w:val="BodyText"/>
@@ -8620,7 +8676,7 @@
           <w:b/>
           <w:bCs/>
         </w:rPr>
-        <w:t xml:space="preserve">Definition 13 (Set difference)</w:t>
+        <w:t xml:space="preserve">Definition 15 (Set difference)</w:t>
       </w:r>
       <w:r>
         <w:t xml:space="preserve"> </w:t>
@@ -8816,8 +8872,8 @@
         </m:oMath>
       </m:oMathPara>
     </w:p>
-    <w:bookmarkEnd w:id="44"/>
-    <w:bookmarkStart w:id="45" w:name="def-complement"/>
+    <w:bookmarkEnd w:id="46"/>
+    <w:bookmarkStart w:id="47" w:name="def-complement"/>
     <w:p>
       <w:pPr>
         <w:pStyle w:val="FirstParagraph"/>
@@ -8827,7 +8883,7 @@
           <w:b/>
           <w:bCs/>
         </w:rPr>
-        <w:t xml:space="preserve">Definition 14 (Complement)</w:t>
+        <w:t xml:space="preserve">Definition 16 (Complement)</w:t>
       </w:r>
       <w:r>
         <w:t xml:space="preserve"> </w:t>
@@ -8932,7 +8988,7 @@
           <w:rPr>
             <w:rStyle w:val="Hyperlink"/>
           </w:rPr>
-          <w:t xml:space="preserve">Definition 13</w:t>
+          <w:t xml:space="preserve">Definition 15</w:t>
         </w:r>
       </w:hyperlink>
       <w:r>
@@ -9157,8 +9213,8 @@
         </m:oMath>
       </m:oMathPara>
     </w:p>
-    <w:bookmarkEnd w:id="45"/>
-    <w:bookmarkStart w:id="46" w:name="exm-complement"/>
+    <w:bookmarkEnd w:id="47"/>
+    <w:bookmarkStart w:id="48" w:name="exm-complement"/>
     <w:p>
       <w:pPr>
         <w:pStyle w:val="FirstParagraph"/>
@@ -9801,8 +9857,8 @@
         <w:t xml:space="preserve">.</w:t>
       </w:r>
     </w:p>
-    <w:bookmarkEnd w:id="46"/>
-    <w:bookmarkStart w:id="47" w:name="exm-set-operations"/>
+    <w:bookmarkEnd w:id="48"/>
+    <w:bookmarkStart w:id="49" w:name="exm-set-operations"/>
     <w:p>
       <w:pPr>
         <w:pStyle w:val="BodyText"/>
@@ -10245,8 +10301,8 @@
         <w:t xml:space="preserve">: no roll is both even and odd.</w:t>
       </w:r>
     </w:p>
-    <w:bookmarkEnd w:id="47"/>
-    <w:bookmarkStart w:id="48" w:name="exm-indexed-union-intersection"/>
+    <w:bookmarkEnd w:id="49"/>
+    <w:bookmarkStart w:id="50" w:name="exm-indexed-union-intersection"/>
     <w:p>
       <w:pPr>
         <w:pStyle w:val="FirstParagraph"/>
@@ -10979,8 +11035,8 @@
         <w:t xml:space="preserve">is in none of them.</w:t>
       </w:r>
     </w:p>
-    <w:bookmarkEnd w:id="48"/>
-    <w:bookmarkStart w:id="49" w:name="thm-de-morgan"/>
+    <w:bookmarkEnd w:id="50"/>
+    <w:bookmarkStart w:id="51" w:name="thm-de-morgan"/>
     <w:p>
       <w:pPr>
         <w:pStyle w:val="FirstParagraph"/>
@@ -11374,7 +11430,7 @@
           <w:rPr>
             <w:rStyle w:val="Hyperlink"/>
           </w:rPr>
-          <w:t xml:space="preserve">Definition 14</w:t>
+          <w:t xml:space="preserve">Definition 16</w:t>
         </w:r>
       </w:hyperlink>
       <w:r>
@@ -11622,7 +11678,7 @@
         <w:t xml:space="preserve">.</w:t>
       </w:r>
     </w:p>
-    <w:bookmarkEnd w:id="49"/>
+    <w:bookmarkEnd w:id="51"/>
     <w:p>
       <w:pPr>
         <w:pStyle w:val="BodyText"/>
@@ -11674,7 +11730,7 @@
       <w:r>
         <w:t xml:space="preserve"> </w:t>
       </w:r>
-      <w:hyperlink r:id="rId50">
+      <w:hyperlink r:id="rId52">
         <w:r>
           <w:rPr>
             <w:rStyle w:val="Hyperlink"/>
@@ -11868,7 +11924,7 @@
                   <m:nor/>
                   <m:sty m:val="p"/>
                 </m:rPr>
-                <m:t>Definition 13</m:t>
+                <m:t>Definition 15</m:t>
               </m:r>
               <m:r>
                 <m:rPr>
@@ -12052,7 +12108,7 @@
                   <m:nor/>
                   <m:sty m:val="p"/>
                 </m:rPr>
-                <m:t>Definition 13</m:t>
+                <m:t>Definition 15</m:t>
               </m:r>
               <m:r>
                 <m:rPr>
@@ -12156,7 +12212,7 @@
                   <m:nor/>
                   <m:sty m:val="p"/>
                 </m:rPr>
-                <m:t>Definition 12</m:t>
+                <m:t>Definition 13</m:t>
               </m:r>
               <m:r>
                 <m:rPr>
@@ -12334,7 +12390,7 @@
                   <m:nor/>
                   <m:sty m:val="p"/>
                 </m:rPr>
-                <m:t>Definition 13</m:t>
+                <m:t>Definition 15</m:t>
               </m:r>
               <m:r>
                 <m:rPr>
@@ -12431,7 +12487,7 @@
                   <m:nor/>
                   <m:sty m:val="p"/>
                 </m:rPr>
-                <m:t>Definition 12</m:t>
+                <m:t>Definition 13</m:t>
               </m:r>
               <m:r>
                 <m:rPr>
@@ -12518,7 +12574,7 @@
                   <m:nor/>
                   <m:sty m:val="p"/>
                 </m:rPr>
-                <m:t>Definition 13</m:t>
+                <m:t>Definition 15</m:t>
               </m:r>
               <m:r>
                 <m:rPr>
@@ -12636,7 +12692,7 @@
         </m:oMath>
       </m:oMathPara>
     </w:p>
-    <w:bookmarkStart w:id="51" w:name="exm-de-morgan"/>
+    <w:bookmarkStart w:id="53" w:name="exm-de-morgan"/>
     <w:p>
       <w:pPr>
         <w:pStyle w:val="FirstParagraph"/>
@@ -13718,8 +13774,8 @@
         </m:oMath>
       </m:oMathPara>
     </w:p>
-    <w:bookmarkEnd w:id="51"/>
-    <w:bookmarkStart w:id="52" w:name="def-cartesian-product"/>
+    <w:bookmarkEnd w:id="53"/>
+    <w:bookmarkStart w:id="54" w:name="def-ordered-pair"/>
     <w:p>
       <w:pPr>
         <w:pStyle w:val="FirstParagraph"/>
@@ -13729,7 +13785,7 @@
           <w:b/>
           <w:bCs/>
         </w:rPr>
-        <w:t xml:space="preserve">Definition 15 (Ordered pair and Cartesian product)</w:t>
+        <w:t xml:space="preserve">Definition 17 (Ordered pair)</w:t>
       </w:r>
       <w:r>
         <w:t xml:space="preserve"> </w:t>
@@ -13934,10 +13990,22 @@
         <w:t xml:space="preserve">.</w:t>
       </w:r>
     </w:p>
+    <w:bookmarkEnd w:id="54"/>
+    <w:bookmarkStart w:id="55" w:name="def-cartesian-product"/>
     <w:p>
       <w:pPr>
         <w:pStyle w:val="BodyText"/>
       </w:pPr>
+      <w:r>
+        <w:rPr>
+          <w:b/>
+          <w:bCs/>
+        </w:rPr>
+        <w:t xml:space="preserve">Definition 18 (Cartesian product)</w:t>
+      </w:r>
+      <w:r>
+        <w:t xml:space="preserve"> </w:t>
+      </w:r>
       <w:r>
         <w:t xml:space="preserve">The</w:t>
       </w:r>
@@ -14160,8 +14228,8 @@
         </m:oMath>
       </m:oMathPara>
     </w:p>
-    <w:bookmarkEnd w:id="52"/>
-    <w:bookmarkStart w:id="53" w:name="exm-cartesian-product"/>
+    <w:bookmarkEnd w:id="55"/>
+    <w:bookmarkStart w:id="56" w:name="exm-cartesian-product"/>
     <w:p>
       <w:pPr>
         <w:pStyle w:val="FirstParagraph"/>
@@ -14940,9 +15008,9 @@
         <w:t xml:space="preserve">.</w:t>
       </w:r>
     </w:p>
-    <w:bookmarkEnd w:id="53"/>
-    <w:bookmarkEnd w:id="54"/>
-    <w:bookmarkStart w:id="89" w:name="functions"/>
+    <w:bookmarkEnd w:id="56"/>
+    <w:bookmarkEnd w:id="57"/>
+    <w:bookmarkStart w:id="95" w:name="functions"/>
     <w:p>
       <w:pPr>
         <w:pStyle w:val="Heading2"/>
@@ -14951,7 +15019,7 @@
         <w:t xml:space="preserve">3 Functions</w:t>
       </w:r>
     </w:p>
-    <w:bookmarkStart w:id="55" w:name="def-function"/>
+    <w:bookmarkStart w:id="58" w:name="def-function"/>
     <w:p>
       <w:pPr>
         <w:pStyle w:val="FirstParagraph"/>
@@ -14961,7 +15029,7 @@
           <w:b/>
           <w:bCs/>
         </w:rPr>
-        <w:t xml:space="preserve">Definition 16 (Function (map, mapping, transformation))</w:t>
+        <w:t xml:space="preserve">Definition 19 (Function (map, mapping, transformation))</w:t>
       </w:r>
       <w:r>
         <w:t xml:space="preserve"> </w:t>
@@ -15377,8 +15445,8 @@
         <w:t xml:space="preserve">for a function from a set to itself.</w:t>
       </w:r>
     </w:p>
-    <w:bookmarkEnd w:id="55"/>
-    <w:bookmarkStart w:id="56" w:name="exm-function"/>
+    <w:bookmarkEnd w:id="58"/>
+    <w:bookmarkStart w:id="59" w:name="exm-function"/>
     <w:p>
       <w:pPr>
         <w:pStyle w:val="BodyText"/>
@@ -15639,8 +15707,8 @@
         <w:t xml:space="preserve">because a function assigns exactly one value to each element.</w:t>
       </w:r>
     </w:p>
-    <w:bookmarkEnd w:id="56"/>
-    <w:bookmarkStart w:id="57" w:name="def-relation"/>
+    <w:bookmarkEnd w:id="59"/>
+    <w:bookmarkStart w:id="60" w:name="def-relation"/>
     <w:p>
       <w:pPr>
         <w:pStyle w:val="BodyText"/>
@@ -15650,7 +15718,7 @@
           <w:b/>
           <w:bCs/>
         </w:rPr>
-        <w:t xml:space="preserve">Definition 17 (Relation)</w:t>
+        <w:t xml:space="preserve">Definition 20 (Relation)</w:t>
       </w:r>
       <w:r>
         <w:t xml:space="preserve"> </w:t>
@@ -15708,7 +15776,7 @@
       <w:r>
         <w:t xml:space="preserve"> </w:t>
       </w:r>
-      <w:hyperlink w:anchor="def-cartesian-product">
+      <w:hyperlink w:anchor="def-ordered-pair">
         <w:r>
           <w:rPr>
             <w:rStyle w:val="Hyperlink"/>
@@ -15809,8 +15877,8 @@
         <w:t xml:space="preserve">).</w:t>
       </w:r>
     </w:p>
-    <w:bookmarkEnd w:id="57"/>
-    <w:bookmarkStart w:id="58" w:name="exm-relation"/>
+    <w:bookmarkEnd w:id="60"/>
+    <w:bookmarkStart w:id="61" w:name="exm-relation"/>
     <w:p>
       <w:pPr>
         <w:pStyle w:val="BodyText"/>
@@ -16031,8 +16099,8 @@
         <w:t xml:space="preserve">the order of the pair matters.</w:t>
       </w:r>
     </w:p>
-    <w:bookmarkEnd w:id="58"/>
-    <w:bookmarkStart w:id="59" w:name="def-domain"/>
+    <w:bookmarkEnd w:id="61"/>
+    <w:bookmarkStart w:id="62" w:name="def-domain"/>
     <w:p>
       <w:pPr>
         <w:pStyle w:val="BodyText"/>
@@ -16042,7 +16110,7 @@
           <w:b/>
           <w:bCs/>
         </w:rPr>
-        <w:t xml:space="preserve">Definition 18 (Domain)</w:t>
+        <w:t xml:space="preserve">Definition 21 (Domain)</w:t>
       </w:r>
       <w:r>
         <w:t xml:space="preserve"> </w:t>
@@ -16138,8 +16206,8 @@
         <w:t xml:space="preserve">assigns values to.</w:t>
       </w:r>
     </w:p>
-    <w:bookmarkEnd w:id="59"/>
-    <w:bookmarkStart w:id="60" w:name="def-codomain"/>
+    <w:bookmarkEnd w:id="62"/>
+    <w:bookmarkStart w:id="63" w:name="def-codomain"/>
     <w:p>
       <w:pPr>
         <w:pStyle w:val="BodyText"/>
@@ -16149,7 +16217,7 @@
           <w:b/>
           <w:bCs/>
         </w:rPr>
-        <w:t xml:space="preserve">Definition 19 (Codomain)</w:t>
+        <w:t xml:space="preserve">Definition 22 (Codomain)</w:t>
       </w:r>
       <w:r>
         <w:t xml:space="preserve"> </w:t>
@@ -16231,8 +16299,8 @@
         <w:t xml:space="preserve">that its values are required to lie in.</w:t>
       </w:r>
     </w:p>
-    <w:bookmarkEnd w:id="60"/>
-    <w:bookmarkStart w:id="61" w:name="def-image"/>
+    <w:bookmarkEnd w:id="63"/>
+    <w:bookmarkStart w:id="64" w:name="def-image"/>
     <w:p>
       <w:pPr>
         <w:pStyle w:val="BodyText"/>
@@ -16242,7 +16310,7 @@
           <w:b/>
           <w:bCs/>
         </w:rPr>
-        <w:t xml:space="preserve">Definition 20 (Image)</w:t>
+        <w:t xml:space="preserve">Definition 23 (Image)</w:t>
       </w:r>
       <w:r>
         <w:t xml:space="preserve"> </w:t>
@@ -16523,8 +16591,8 @@
         <w:t xml:space="preserve">.</w:t>
       </w:r>
     </w:p>
-    <w:bookmarkEnd w:id="61"/>
-    <w:bookmarkStart w:id="63" w:name="rem-image-range"/>
+    <w:bookmarkEnd w:id="64"/>
+    <w:bookmarkStart w:id="66" w:name="rem-image-range"/>
     <w:p>
       <w:pPr>
         <w:pStyle w:val="BodyText"/>
@@ -16600,7 +16668,7 @@
       <w:r>
         <w:t xml:space="preserve"> </w:t>
       </w:r>
-      <w:hyperlink r:id="rId62">
+      <w:hyperlink r:id="rId65">
         <w:r>
           <w:rPr>
             <w:rStyle w:val="Hyperlink"/>
@@ -16832,8 +16900,8 @@
         <w:t xml:space="preserve">.</w:t>
       </w:r>
     </w:p>
-    <w:bookmarkEnd w:id="63"/>
-    <w:bookmarkStart w:id="64" w:name="exm-domain-codomain-image"/>
+    <w:bookmarkEnd w:id="66"/>
+    <w:bookmarkStart w:id="67" w:name="exm-domain-codomain-image"/>
     <w:p>
       <w:pPr>
         <w:pStyle w:val="BodyText"/>
@@ -17261,8 +17329,8 @@
         <w:t xml:space="preserve">.</w:t>
       </w:r>
     </w:p>
-    <w:bookmarkEnd w:id="64"/>
-    <w:bookmarkStart w:id="65" w:name="def-graph"/>
+    <w:bookmarkEnd w:id="67"/>
+    <w:bookmarkStart w:id="68" w:name="def-graph"/>
     <w:p>
       <w:pPr>
         <w:pStyle w:val="BodyText"/>
@@ -17272,7 +17340,7 @@
           <w:b/>
           <w:bCs/>
         </w:rPr>
-        <w:t xml:space="preserve">Definition 21 (Graph of a function)</w:t>
+        <w:t xml:space="preserve">Definition 24 (Graph of a function)</w:t>
       </w:r>
       <w:r>
         <w:t xml:space="preserve"> </w:t>
@@ -17342,7 +17410,7 @@
       <w:r>
         <w:t xml:space="preserve"> </w:t>
       </w:r>
-      <w:hyperlink w:anchor="def-cartesian-product">
+      <w:hyperlink w:anchor="def-ordered-pair">
         <w:r>
           <w:rPr>
             <w:rStyle w:val="Hyperlink"/>
@@ -17497,111 +17565,11 @@
         </m:oMath>
       </m:oMathPara>
     </w:p>
+    <w:bookmarkEnd w:id="68"/>
+    <w:bookmarkStart w:id="69" w:name="exm-graph"/>
     <w:p>
       <w:pPr>
         <w:pStyle w:val="FirstParagraph"/>
-      </w:pPr>
-      <w:r>
-        <w:t xml:space="preserve">For a function</w:t>
-      </w:r>
-      <w:r>
-        <w:t xml:space="preserve"> </w:t>
-      </w:r>
-      <m:oMath>
-        <m:r>
-          <m:t>f</m:t>
-        </m:r>
-        <m:r>
-          <m:rPr>
-            <m:sty m:val="p"/>
-          </m:rPr>
-          <m:t>:</m:t>
-        </m:r>
-        <m:r>
-          <m:rPr>
-            <m:scr m:val="double-struck"/>
-            <m:sty m:val="p"/>
-          </m:rPr>
-          <m:t>R</m:t>
-        </m:r>
-        <m:r>
-          <m:rPr>
-            <m:sty m:val="p"/>
-          </m:rPr>
-          <m:t>→</m:t>
-        </m:r>
-        <m:r>
-          <m:rPr>
-            <m:scr m:val="double-struck"/>
-            <m:sty m:val="p"/>
-          </m:rPr>
-          <m:t>R</m:t>
-        </m:r>
-      </m:oMath>
-      <w:r>
-        <w:t xml:space="preserve">,</w:t>
-      </w:r>
-      <w:r>
-        <w:t xml:space="preserve"> </w:t>
-      </w:r>
-      <w:r>
-        <w:t xml:space="preserve">the graph is a curve in the plane,</w:t>
-      </w:r>
-      <w:r>
-        <w:t xml:space="preserve"> </w:t>
-      </w:r>
-      <w:r>
-        <w:t xml:space="preserve">with</w:t>
-      </w:r>
-      <w:r>
-        <w:t xml:space="preserve"> </w:t>
-      </w:r>
-      <m:oMath>
-        <m:r>
-          <m:t>a</m:t>
-        </m:r>
-      </m:oMath>
-      <w:r>
-        <w:t xml:space="preserve"> </w:t>
-      </w:r>
-      <w:r>
-        <w:t xml:space="preserve">on the horizontal axis and</w:t>
-      </w:r>
-      <w:r>
-        <w:t xml:space="preserve"> </w:t>
-      </w:r>
-      <m:oMath>
-        <m:r>
-          <m:t>f</m:t>
-        </m:r>
-        <m:r>
-          <m:rPr>
-            <m:sty m:val="p"/>
-          </m:rPr>
-          <m:t>(</m:t>
-        </m:r>
-        <m:r>
-          <m:t>a</m:t>
-        </m:r>
-        <m:r>
-          <m:rPr>
-            <m:sty m:val="p"/>
-          </m:rPr>
-          <m:t>)</m:t>
-        </m:r>
-      </m:oMath>
-      <w:r>
-        <w:t xml:space="preserve"> </w:t>
-      </w:r>
-      <w:r>
-        <w:t xml:space="preserve">on the vertical axis.</w:t>
-      </w:r>
-    </w:p>
-    <w:bookmarkEnd w:id="65"/>
-    <w:bookmarkStart w:id="66" w:name="exm-graph"/>
-    <w:p>
-      <w:pPr>
-        <w:pStyle w:val="BodyText"/>
       </w:pPr>
       <w:r>
         <w:rPr>
@@ -18054,8 +18022,8 @@
         <w:t xml:space="preserve">.</w:t>
       </w:r>
     </w:p>
-    <w:bookmarkEnd w:id="66"/>
-    <w:bookmarkStart w:id="67" w:name="rem-function-as-set-of-pairs"/>
+    <w:bookmarkEnd w:id="69"/>
+    <w:bookmarkStart w:id="70" w:name="rem-graph-real-function"/>
     <w:p>
       <w:pPr>
         <w:pStyle w:val="BodyText"/>
@@ -18068,6 +18036,118 @@
         <w:t xml:space="preserve">Remark 7</w:t>
       </w:r>
       <w:r>
+        <w:t xml:space="preserve"> (The graph of a real function is a curve). </w:t>
+      </w:r>
+      <w:r>
+        <w:t xml:space="preserve">For a function</w:t>
+      </w:r>
+      <w:r>
+        <w:t xml:space="preserve"> </w:t>
+      </w:r>
+      <m:oMath>
+        <m:r>
+          <m:t>f</m:t>
+        </m:r>
+        <m:r>
+          <m:rPr>
+            <m:sty m:val="p"/>
+          </m:rPr>
+          <m:t>:</m:t>
+        </m:r>
+        <m:r>
+          <m:rPr>
+            <m:scr m:val="double-struck"/>
+            <m:sty m:val="p"/>
+          </m:rPr>
+          <m:t>R</m:t>
+        </m:r>
+        <m:r>
+          <m:rPr>
+            <m:sty m:val="p"/>
+          </m:rPr>
+          <m:t>→</m:t>
+        </m:r>
+        <m:r>
+          <m:rPr>
+            <m:scr m:val="double-struck"/>
+            <m:sty m:val="p"/>
+          </m:rPr>
+          <m:t>R</m:t>
+        </m:r>
+      </m:oMath>
+      <w:r>
+        <w:t xml:space="preserve">,</w:t>
+      </w:r>
+      <w:r>
+        <w:t xml:space="preserve"> </w:t>
+      </w:r>
+      <w:r>
+        <w:t xml:space="preserve">the graph is a curve in the plane,</w:t>
+      </w:r>
+      <w:r>
+        <w:t xml:space="preserve"> </w:t>
+      </w:r>
+      <w:r>
+        <w:t xml:space="preserve">with</w:t>
+      </w:r>
+      <w:r>
+        <w:t xml:space="preserve"> </w:t>
+      </w:r>
+      <m:oMath>
+        <m:r>
+          <m:t>a</m:t>
+        </m:r>
+      </m:oMath>
+      <w:r>
+        <w:t xml:space="preserve"> </w:t>
+      </w:r>
+      <w:r>
+        <w:t xml:space="preserve">on the horizontal axis and</w:t>
+      </w:r>
+      <w:r>
+        <w:t xml:space="preserve"> </w:t>
+      </w:r>
+      <m:oMath>
+        <m:r>
+          <m:t>f</m:t>
+        </m:r>
+        <m:r>
+          <m:rPr>
+            <m:sty m:val="p"/>
+          </m:rPr>
+          <m:t>(</m:t>
+        </m:r>
+        <m:r>
+          <m:t>a</m:t>
+        </m:r>
+        <m:r>
+          <m:rPr>
+            <m:sty m:val="p"/>
+          </m:rPr>
+          <m:t>)</m:t>
+        </m:r>
+      </m:oMath>
+      <w:r>
+        <w:t xml:space="preserve"> </w:t>
+      </w:r>
+      <w:r>
+        <w:t xml:space="preserve">on the vertical axis.</w:t>
+      </w:r>
+    </w:p>
+    <w:bookmarkEnd w:id="70"/>
+    <w:bookmarkStart w:id="71" w:name="rem-function-as-set-of-pairs"/>
+    <w:p>
+      <w:pPr>
+        <w:pStyle w:val="BodyText"/>
+      </w:pPr>
+      <w:r>
+        <w:rPr>
+          <w:i/>
+          <w:iCs/>
+        </w:rPr>
+        <w:t xml:space="preserve">Remark 8</w:t>
+      </w:r>
+      <w:r>
         <w:t xml:space="preserve"> (What a function is fundamentally). </w:t>
       </w:r>
       <w:hyperlink w:anchor="def-function">
@@ -18075,7 +18155,7 @@
           <w:rPr>
             <w:rStyle w:val="Hyperlink"/>
           </w:rPr>
-          <w:t xml:space="preserve">Definition 16</w:t>
+          <w:t xml:space="preserve">Definition 19</w:t>
         </w:r>
       </w:hyperlink>
       <w:r>
@@ -18122,7 +18202,7 @@
       <w:r>
         <w:t xml:space="preserve"> </w:t>
       </w:r>
-      <w:hyperlink w:anchor="def-cartesian-product">
+      <w:hyperlink w:anchor="def-ordered-pair">
         <w:r>
           <w:rPr>
             <w:rStyle w:val="Hyperlink"/>
@@ -18141,7 +18221,7 @@
           <w:rPr>
             <w:rStyle w:val="Hyperlink"/>
           </w:rPr>
-          <w:t xml:space="preserve">Definition 21</w:t>
+          <w:t xml:space="preserve">Definition 24</w:t>
         </w:r>
       </w:hyperlink>
       <w:r>
@@ -19184,8 +19264,8 @@
         <w:t xml:space="preserve">.</w:t>
       </w:r>
     </w:p>
-    <w:bookmarkEnd w:id="67"/>
-    <w:bookmarkStart w:id="68" w:name="def-composition"/>
+    <w:bookmarkEnd w:id="71"/>
+    <w:bookmarkStart w:id="72" w:name="def-composition"/>
     <w:p>
       <w:pPr>
         <w:pStyle w:val="BodyText"/>
@@ -19195,7 +19275,7 @@
           <w:b/>
           <w:bCs/>
         </w:rPr>
-        <w:t xml:space="preserve">Definition 22 (Composition)</w:t>
+        <w:t xml:space="preserve">Definition 25 (Composition)</w:t>
       </w:r>
       <w:r>
         <w:t xml:space="preserve"> </w:t>
@@ -19592,8 +19672,8 @@
         <w:t xml:space="preserve">, applied to the result.</w:t>
       </w:r>
     </w:p>
-    <w:bookmarkEnd w:id="68"/>
-    <w:bookmarkStart w:id="69" w:name="exm-composition"/>
+    <w:bookmarkEnd w:id="72"/>
+    <w:bookmarkStart w:id="73" w:name="exm-composition"/>
     <w:p>
       <w:pPr>
         <w:pStyle w:val="BodyText"/>
@@ -20224,8 +20304,8 @@
         <w:t xml:space="preserve">are different functions.</w:t>
       </w:r>
     </w:p>
-    <w:bookmarkEnd w:id="69"/>
-    <w:bookmarkStart w:id="70" w:name="def-inverse-function"/>
+    <w:bookmarkEnd w:id="73"/>
+    <w:bookmarkStart w:id="74" w:name="def-inverse-function"/>
     <w:p>
       <w:pPr>
         <w:pStyle w:val="BodyText"/>
@@ -20235,7 +20315,7 @@
           <w:b/>
           <w:bCs/>
         </w:rPr>
-        <w:t xml:space="preserve">Definition 23 (Inverse function)</w:t>
+        <w:t xml:space="preserve">Definition 26 (Inverse function)</w:t>
       </w:r>
       <w:r>
         <w:t xml:space="preserve"> </w:t>
@@ -20566,8 +20646,8 @@
         <w:t xml:space="preserve">.</w:t>
       </w:r>
     </w:p>
-    <w:bookmarkEnd w:id="70"/>
-    <w:bookmarkStart w:id="71" w:name="rem-inverse-not-reciprocal"/>
+    <w:bookmarkEnd w:id="74"/>
+    <w:bookmarkStart w:id="75" w:name="rem-inverse-not-reciprocal"/>
     <w:p>
       <w:pPr>
         <w:pStyle w:val="BodyText"/>
@@ -20577,7 +20657,7 @@
           <w:i/>
           <w:iCs/>
         </w:rPr>
-        <w:t xml:space="preserve">Remark 8</w:t>
+        <w:t xml:space="preserve">Remark 9</w:t>
       </w:r>
       <w:r>
         <w:t xml:space="preserve"> (</w:t>
@@ -20965,8 +21045,8 @@
         <w:t xml:space="preserve">.</w:t>
       </w:r>
     </w:p>
-    <w:bookmarkEnd w:id="71"/>
-    <w:bookmarkStart w:id="72" w:name="exm-inverse-function"/>
+    <w:bookmarkEnd w:id="75"/>
+    <w:bookmarkStart w:id="76" w:name="exm-inverse-function"/>
     <w:p>
       <w:pPr>
         <w:pStyle w:val="BodyText"/>
@@ -21587,8 +21667,8 @@
         <w:t xml:space="preserve">is not invertible.</w:t>
       </w:r>
     </w:p>
-    <w:bookmarkEnd w:id="72"/>
-    <w:bookmarkStart w:id="74" w:name="def-elementwise-function"/>
+    <w:bookmarkEnd w:id="76"/>
+    <w:bookmarkStart w:id="77" w:name="def-elementwise-function"/>
     <w:p>
       <w:pPr>
         <w:pStyle w:val="FirstParagraph"/>
@@ -21598,7 +21678,7 @@
           <w:b/>
           <w:bCs/>
         </w:rPr>
-        <w:t xml:space="preserve">Definition 24 (Elementwise application of a function to a vector)</w:t>
+        <w:t xml:space="preserve">Definition 27 (Elementwise application of a function to a vector)</w:t>
       </w:r>
       <w:r>
         <w:t xml:space="preserve"> </w:t>
@@ -22251,306 +22331,11 @@
         <w:t xml:space="preserve">).</w:t>
       </w:r>
     </w:p>
+    <w:bookmarkEnd w:id="77"/>
+    <w:bookmarkStart w:id="78" w:name="exm-elementwise-function"/>
     <w:p>
       <w:pPr>
-        <w:pStyle w:val="Compact"/>
-        <w:numPr>
-          <w:ilvl w:val="0"/>
-          <w:numId w:val="1017"/>
-        </w:numPr>
-      </w:pPr>
-      <w:r>
-        <w:t xml:space="preserve">The superscript</w:t>
-      </w:r>
-      <w:r>
-        <w:t xml:space="preserve"> </w:t>
-      </w:r>
-      <m:oMath>
-        <m:r>
-          <m:rPr>
-            <m:sty m:val="p"/>
-          </m:rPr>
-          <m:t>⊙</m:t>
-        </m:r>
-      </m:oMath>
-      <w:r>
-        <w:t xml:space="preserve"> </w:t>
-      </w:r>
-      <w:r>
-        <w:t xml:space="preserve">keeps</w:t>
-      </w:r>
-      <w:r>
-        <w:t xml:space="preserve"> </w:t>
-      </w:r>
-      <m:oMath>
-        <m:sSup>
-          <m:e>
-            <m:r>
-              <m:t>f</m:t>
-            </m:r>
-          </m:e>
-          <m:sup>
-            <m:r>
-              <m:rPr>
-                <m:sty m:val="p"/>
-              </m:rPr>
-              <m:t>⊙</m:t>
-            </m:r>
-          </m:sup>
-        </m:sSup>
-      </m:oMath>
-      <w:r>
-        <w:t xml:space="preserve"> </w:t>
-      </w:r>
-      <w:r>
-        <w:t xml:space="preserve">apart from</w:t>
-      </w:r>
-      <w:r>
-        <w:t xml:space="preserve"> </w:t>
-      </w:r>
-      <m:oMath>
-        <m:r>
-          <m:t>f</m:t>
-        </m:r>
-      </m:oMath>
-      <w:r>
-        <w:t xml:space="preserve"> </w:t>
-      </w:r>
-      <w:r>
-        <w:t xml:space="preserve">itself.</w:t>
-      </w:r>
-      <w:r>
-        <w:t xml:space="preserve"> </w:t>
-      </w:r>
-      <w:r>
-        <w:t xml:space="preserve">Where a function</w:t>
-      </w:r>
-      <w:r>
-        <w:t xml:space="preserve"> </w:t>
-      </w:r>
-      <m:oMath>
-        <m:r>
-          <m:t>f</m:t>
-        </m:r>
-      </m:oMath>
-      <w:r>
-        <w:t xml:space="preserve"> </w:t>
-      </w:r>
-      <w:r>
-        <w:t xml:space="preserve">takes a whole vector as its argument,</w:t>
-      </w:r>
-      <w:r>
-        <w:t xml:space="preserve"> </w:t>
-      </w:r>
-      <w:r>
-        <w:t xml:space="preserve">as in the multivariable calculus of</w:t>
-      </w:r>
-      <w:r>
-        <w:t xml:space="preserve"> </w:t>
-      </w:r>
-      <w:hyperlink r:id="rId73">
-        <w:r>
-          <w:rPr>
-            <w:rStyle w:val="Hyperlink"/>
-          </w:rPr>
-          <w:t xml:space="preserve">vector calculus</w:t>
-        </w:r>
-      </w:hyperlink>
-      <w:r>
-        <w:t xml:space="preserve">,</w:t>
-      </w:r>
-      <w:r>
-        <w:t xml:space="preserve"> </w:t>
-      </w:r>
-      <m:oMath>
-        <m:r>
-          <m:t>f</m:t>
-        </m:r>
-        <m:r>
-          <m:rPr>
-            <m:sty m:val="p"/>
-          </m:rPr>
-          <m:t>(</m:t>
-        </m:r>
-        <m:acc>
-          <m:accPr>
-            <m:chr m:val="̃"/>
-          </m:accPr>
-          <m:e>
-            <m:r>
-              <m:t>x</m:t>
-            </m:r>
-          </m:e>
-        </m:acc>
-        <m:r>
-          <m:rPr>
-            <m:sty m:val="p"/>
-          </m:rPr>
-          <m:t>)</m:t>
-        </m:r>
-      </m:oMath>
-      <w:r>
-        <w:t xml:space="preserve"> </w:t>
-      </w:r>
-      <w:r>
-        <w:t xml:space="preserve">means</w:t>
-      </w:r>
-      <w:r>
-        <w:t xml:space="preserve"> </w:t>
-      </w:r>
-      <m:oMath>
-        <m:r>
-          <m:t>f</m:t>
-        </m:r>
-      </m:oMath>
-      <w:r>
-        <w:t xml:space="preserve"> </w:t>
-      </w:r>
-      <w:r>
-        <w:t xml:space="preserve">evaluated at the vector,</w:t>
-      </w:r>
-      <w:r>
-        <w:t xml:space="preserve"> </w:t>
-      </w:r>
-      <w:r>
-        <w:t xml:space="preserve">which is generally not the vector of its values at the entries.</w:t>
-      </w:r>
-    </w:p>
-    <w:p>
-      <w:pPr>
-        <w:pStyle w:val="Compact"/>
-        <w:numPr>
-          <w:ilvl w:val="0"/>
-          <w:numId w:val="1017"/>
-        </w:numPr>
-      </w:pPr>
-      <w:r>
-        <w:t xml:space="preserve">If</w:t>
-      </w:r>
-      <w:r>
-        <w:t xml:space="preserve"> </w:t>
-      </w:r>
-      <m:oMath>
-        <m:r>
-          <m:t>f</m:t>
-        </m:r>
-      </m:oMath>
-      <w:r>
-        <w:t xml:space="preserve"> </w:t>
-      </w:r>
-      <w:r>
-        <w:t xml:space="preserve">has parameters, as in</w:t>
-      </w:r>
-      <w:r>
-        <w:t xml:space="preserve"> </w:t>
-      </w:r>
-      <m:oMath>
-        <m:sSub>
-          <m:e>
-            <m:r>
-              <m:t>f</m:t>
-            </m:r>
-          </m:e>
-          <m:sub>
-            <m:acc>
-              <m:accPr>
-                <m:chr m:val="̃"/>
-              </m:accPr>
-              <m:e>
-                <m:r>
-                  <m:t>β</m:t>
-                </m:r>
-              </m:e>
-            </m:acc>
-          </m:sub>
-        </m:sSub>
-      </m:oMath>
-      <w:r>
-        <w:t xml:space="preserve">,</w:t>
-      </w:r>
-      <w:r>
-        <w:t xml:space="preserve"> </w:t>
-      </w:r>
-      <w:r>
-        <w:t xml:space="preserve">the same parameters are used at every entry.</w:t>
-      </w:r>
-    </w:p>
-    <w:p>
-      <w:pPr>
-        <w:pStyle w:val="Compact"/>
-        <w:numPr>
-          <w:ilvl w:val="0"/>
-          <w:numId w:val="1017"/>
-        </w:numPr>
-      </w:pPr>
-      <w:r>
-        <w:t xml:space="preserve">Software usually applies a scalar function to a vector this way,</w:t>
-      </w:r>
-      <w:r>
-        <w:t xml:space="preserve"> </w:t>
-      </w:r>
-      <w:r>
-        <w:t xml:space="preserve">without a special symbol:</w:t>
-      </w:r>
-      <w:r>
-        <w:t xml:space="preserve"> </w:t>
-      </w:r>
-      <w:r>
-        <w:t xml:space="preserve">R and NumPy evaluate</w:t>
-      </w:r>
-      <w:r>
-        <w:t xml:space="preserve"> </w:t>
-      </w:r>
-      <w:r>
-        <w:rPr>
-          <w:rStyle w:val="VerbatimChar"/>
-        </w:rPr>
-        <w:t xml:space="preserve">exp(x)</w:t>
-      </w:r>
-      <w:r>
-        <w:t xml:space="preserve"> </w:t>
-      </w:r>
-      <w:r>
-        <w:t xml:space="preserve">entry by entry.</w:t>
-      </w:r>
-      <w:r>
-        <w:t xml:space="preserve"> </w:t>
-      </w:r>
-      <w:r>
-        <w:t xml:space="preserve">The matrix exponential of a square matrix is a different function from</w:t>
-      </w:r>
-      <w:r>
-        <w:t xml:space="preserve"> </w:t>
-      </w:r>
-      <m:oMath>
-        <m:sSup>
-          <m:e>
-            <m:r>
-              <m:rPr>
-                <m:sty m:val="p"/>
-              </m:rPr>
-              <m:t>exp</m:t>
-            </m:r>
-          </m:e>
-          <m:sup>
-            <m:r>
-              <m:rPr>
-                <m:sty m:val="p"/>
-              </m:rPr>
-              <m:t>⊙</m:t>
-            </m:r>
-          </m:sup>
-        </m:sSup>
-      </m:oMath>
-      <w:r>
-        <w:t xml:space="preserve">.</w:t>
-      </w:r>
-    </w:p>
-    <w:bookmarkEnd w:id="74"/>
-    <w:bookmarkStart w:id="75" w:name="exm-elementwise-function"/>
-    <w:p>
-      <w:pPr>
-        <w:pStyle w:val="FirstParagraph"/>
+        <w:pStyle w:val="BodyText"/>
       </w:pPr>
       <w:r>
         <w:rPr>
@@ -23469,18 +23254,330 @@
         <w:t xml:space="preserve">in the same position.</w:t>
       </w:r>
     </w:p>
-    <w:bookmarkEnd w:id="75"/>
-    <w:bookmarkStart w:id="77" w:name="def-sequence"/>
+    <w:bookmarkEnd w:id="78"/>
+    <w:bookmarkStart w:id="80" w:name="rem-elementwise-function-notation"/>
     <w:p>
       <w:pPr>
         <w:pStyle w:val="BodyText"/>
       </w:pPr>
       <w:r>
         <w:rPr>
+          <w:i/>
+          <w:iCs/>
+        </w:rPr>
+        <w:t xml:space="preserve">Remark 10</w:t>
+      </w:r>
+      <w:r>
+        <w:t xml:space="preserve"> (Notation and software for elementwise application). </w:t>
+      </w:r>
+    </w:p>
+    <w:p>
+      <w:pPr>
+        <w:pStyle w:val="Compact"/>
+        <w:numPr>
+          <w:ilvl w:val="0"/>
+          <w:numId w:val="1017"/>
+        </w:numPr>
+      </w:pPr>
+      <w:r>
+        <w:t xml:space="preserve">The superscript</w:t>
+      </w:r>
+      <w:r>
+        <w:t xml:space="preserve"> </w:t>
+      </w:r>
+      <m:oMath>
+        <m:r>
+          <m:rPr>
+            <m:sty m:val="p"/>
+          </m:rPr>
+          <m:t>⊙</m:t>
+        </m:r>
+      </m:oMath>
+      <w:r>
+        <w:t xml:space="preserve"> </w:t>
+      </w:r>
+      <w:r>
+        <w:t xml:space="preserve">keeps</w:t>
+      </w:r>
+      <w:r>
+        <w:t xml:space="preserve"> </w:t>
+      </w:r>
+      <m:oMath>
+        <m:sSup>
+          <m:e>
+            <m:r>
+              <m:t>f</m:t>
+            </m:r>
+          </m:e>
+          <m:sup>
+            <m:r>
+              <m:rPr>
+                <m:sty m:val="p"/>
+              </m:rPr>
+              <m:t>⊙</m:t>
+            </m:r>
+          </m:sup>
+        </m:sSup>
+      </m:oMath>
+      <w:r>
+        <w:t xml:space="preserve"> </w:t>
+      </w:r>
+      <w:r>
+        <w:t xml:space="preserve">apart from</w:t>
+      </w:r>
+      <w:r>
+        <w:t xml:space="preserve"> </w:t>
+      </w:r>
+      <m:oMath>
+        <m:r>
+          <m:t>f</m:t>
+        </m:r>
+      </m:oMath>
+      <w:r>
+        <w:t xml:space="preserve"> </w:t>
+      </w:r>
+      <w:r>
+        <w:t xml:space="preserve">itself.</w:t>
+      </w:r>
+      <w:r>
+        <w:t xml:space="preserve"> </w:t>
+      </w:r>
+      <w:r>
+        <w:t xml:space="preserve">Where a function</w:t>
+      </w:r>
+      <w:r>
+        <w:t xml:space="preserve"> </w:t>
+      </w:r>
+      <m:oMath>
+        <m:r>
+          <m:t>f</m:t>
+        </m:r>
+      </m:oMath>
+      <w:r>
+        <w:t xml:space="preserve"> </w:t>
+      </w:r>
+      <w:r>
+        <w:t xml:space="preserve">takes a whole vector as its argument,</w:t>
+      </w:r>
+      <w:r>
+        <w:t xml:space="preserve"> </w:t>
+      </w:r>
+      <w:r>
+        <w:t xml:space="preserve">as in the multivariable calculus of</w:t>
+      </w:r>
+      <w:r>
+        <w:t xml:space="preserve"> </w:t>
+      </w:r>
+      <w:hyperlink r:id="rId79">
+        <w:r>
+          <w:rPr>
+            <w:rStyle w:val="Hyperlink"/>
+          </w:rPr>
+          <w:t xml:space="preserve">vector calculus</w:t>
+        </w:r>
+      </w:hyperlink>
+      <w:r>
+        <w:t xml:space="preserve">,</w:t>
+      </w:r>
+      <w:r>
+        <w:t xml:space="preserve"> </w:t>
+      </w:r>
+      <m:oMath>
+        <m:r>
+          <m:t>f</m:t>
+        </m:r>
+        <m:r>
+          <m:rPr>
+            <m:sty m:val="p"/>
+          </m:rPr>
+          <m:t>(</m:t>
+        </m:r>
+        <m:acc>
+          <m:accPr>
+            <m:chr m:val="̃"/>
+          </m:accPr>
+          <m:e>
+            <m:r>
+              <m:t>x</m:t>
+            </m:r>
+          </m:e>
+        </m:acc>
+        <m:r>
+          <m:rPr>
+            <m:sty m:val="p"/>
+          </m:rPr>
+          <m:t>)</m:t>
+        </m:r>
+      </m:oMath>
+      <w:r>
+        <w:t xml:space="preserve"> </w:t>
+      </w:r>
+      <w:r>
+        <w:t xml:space="preserve">means</w:t>
+      </w:r>
+      <w:r>
+        <w:t xml:space="preserve"> </w:t>
+      </w:r>
+      <m:oMath>
+        <m:r>
+          <m:t>f</m:t>
+        </m:r>
+      </m:oMath>
+      <w:r>
+        <w:t xml:space="preserve"> </w:t>
+      </w:r>
+      <w:r>
+        <w:t xml:space="preserve">evaluated at the vector,</w:t>
+      </w:r>
+      <w:r>
+        <w:t xml:space="preserve"> </w:t>
+      </w:r>
+      <w:r>
+        <w:t xml:space="preserve">which is generally not the vector of its values at the entries.</w:t>
+      </w:r>
+    </w:p>
+    <w:p>
+      <w:pPr>
+        <w:pStyle w:val="Compact"/>
+        <w:numPr>
+          <w:ilvl w:val="0"/>
+          <w:numId w:val="1017"/>
+        </w:numPr>
+      </w:pPr>
+      <w:r>
+        <w:t xml:space="preserve">If</w:t>
+      </w:r>
+      <w:r>
+        <w:t xml:space="preserve"> </w:t>
+      </w:r>
+      <m:oMath>
+        <m:r>
+          <m:t>f</m:t>
+        </m:r>
+      </m:oMath>
+      <w:r>
+        <w:t xml:space="preserve"> </w:t>
+      </w:r>
+      <w:r>
+        <w:t xml:space="preserve">has parameters, as in</w:t>
+      </w:r>
+      <w:r>
+        <w:t xml:space="preserve"> </w:t>
+      </w:r>
+      <m:oMath>
+        <m:sSub>
+          <m:e>
+            <m:r>
+              <m:t>f</m:t>
+            </m:r>
+          </m:e>
+          <m:sub>
+            <m:acc>
+              <m:accPr>
+                <m:chr m:val="̃"/>
+              </m:accPr>
+              <m:e>
+                <m:r>
+                  <m:t>β</m:t>
+                </m:r>
+              </m:e>
+            </m:acc>
+          </m:sub>
+        </m:sSub>
+      </m:oMath>
+      <w:r>
+        <w:t xml:space="preserve">,</w:t>
+      </w:r>
+      <w:r>
+        <w:t xml:space="preserve"> </w:t>
+      </w:r>
+      <w:r>
+        <w:t xml:space="preserve">the same parameters are used at every entry.</w:t>
+      </w:r>
+    </w:p>
+    <w:p>
+      <w:pPr>
+        <w:pStyle w:val="Compact"/>
+        <w:numPr>
+          <w:ilvl w:val="0"/>
+          <w:numId w:val="1017"/>
+        </w:numPr>
+      </w:pPr>
+      <w:r>
+        <w:t xml:space="preserve">Software usually applies a scalar function to a vector this way,</w:t>
+      </w:r>
+      <w:r>
+        <w:t xml:space="preserve"> </w:t>
+      </w:r>
+      <w:r>
+        <w:t xml:space="preserve">without a special symbol:</w:t>
+      </w:r>
+      <w:r>
+        <w:t xml:space="preserve"> </w:t>
+      </w:r>
+      <w:r>
+        <w:t xml:space="preserve">R and NumPy evaluate</w:t>
+      </w:r>
+      <w:r>
+        <w:t xml:space="preserve"> </w:t>
+      </w:r>
+      <w:r>
+        <w:rPr>
+          <w:rStyle w:val="VerbatimChar"/>
+        </w:rPr>
+        <w:t xml:space="preserve">exp(x)</w:t>
+      </w:r>
+      <w:r>
+        <w:t xml:space="preserve"> </w:t>
+      </w:r>
+      <w:r>
+        <w:t xml:space="preserve">entry by entry.</w:t>
+      </w:r>
+      <w:r>
+        <w:t xml:space="preserve"> </w:t>
+      </w:r>
+      <w:r>
+        <w:t xml:space="preserve">The matrix exponential of a square matrix is a different function from</w:t>
+      </w:r>
+      <w:r>
+        <w:t xml:space="preserve"> </w:t>
+      </w:r>
+      <m:oMath>
+        <m:sSup>
+          <m:e>
+            <m:r>
+              <m:rPr>
+                <m:sty m:val="p"/>
+              </m:rPr>
+              <m:t>exp</m:t>
+            </m:r>
+          </m:e>
+          <m:sup>
+            <m:r>
+              <m:rPr>
+                <m:sty m:val="p"/>
+              </m:rPr>
+              <m:t>⊙</m:t>
+            </m:r>
+          </m:sup>
+        </m:sSup>
+      </m:oMath>
+      <w:r>
+        <w:t xml:space="preserve">.</w:t>
+      </w:r>
+    </w:p>
+    <w:bookmarkEnd w:id="80"/>
+    <w:bookmarkStart w:id="82" w:name="def-sequence"/>
+    <w:p>
+      <w:pPr>
+        <w:pStyle w:val="FirstParagraph"/>
+      </w:pPr>
+      <w:r>
+        <w:rPr>
           <w:b/>
           <w:bCs/>
         </w:rPr>
-        <w:t xml:space="preserve">Definition 25 (Sequence)</w:t>
+        <w:t xml:space="preserve">Definition 28 (Sequence)</w:t>
       </w:r>
       <w:r>
         <w:t xml:space="preserve"> </w:t>
@@ -23568,7 +23665,7 @@
       <w:r>
         <w:t xml:space="preserve"> </w:t>
       </w:r>
-      <w:hyperlink r:id="rId76">
+      <w:hyperlink r:id="rId81">
         <w:r>
           <w:rPr>
             <w:rStyle w:val="Hyperlink"/>
@@ -23785,164 +23882,8 @@
         <w:t xml:space="preserve">.</w:t>
       </w:r>
     </w:p>
-    <w:p>
-      <w:pPr>
-        <w:pStyle w:val="BodyText"/>
-      </w:pPr>
-      <w:r>
-        <w:t xml:space="preserve">A</w:t>
-      </w:r>
-      <w:r>
-        <w:t xml:space="preserve"> </w:t>
-      </w:r>
-      <w:r>
-        <w:rPr>
-          <w:b/>
-          <w:bCs/>
-        </w:rPr>
-        <w:t xml:space="preserve">finite sequence</w:t>
-      </w:r>
-      <w:r>
-        <w:t xml:space="preserve"> </w:t>
-      </w:r>
-      <w:r>
-        <w:t xml:space="preserve">of length</w:t>
-      </w:r>
-      <w:r>
-        <w:t xml:space="preserve"> </w:t>
-      </w:r>
-      <m:oMath>
-        <m:r>
-          <m:t>n</m:t>
-        </m:r>
-      </m:oMath>
-      <w:r>
-        <w:t xml:space="preserve"> </w:t>
-      </w:r>
-      <w:r>
-        <w:t xml:space="preserve">is a function from</w:t>
-      </w:r>
-      <w:r>
-        <w:t xml:space="preserve"> </w:t>
-      </w:r>
-      <m:oMath>
-        <m:r>
-          <m:t>​</m:t>
-        </m:r>
-        <m:d>
-          <m:dPr>
-            <m:begChr m:val="{"/>
-            <m:sepChr m:val=""/>
-            <m:endChr m:val="}"/>
-            <m:grow/>
-          </m:dPr>
-          <m:e>
-            <m:r>
-              <m:t>1</m:t>
-            </m:r>
-            <m:r>
-              <m:rPr>
-                <m:sty m:val="p"/>
-              </m:rPr>
-              <m:t>,</m:t>
-            </m:r>
-            <m:r>
-              <m:rPr>
-                <m:sty m:val="p"/>
-              </m:rPr>
-              <m:t>…</m:t>
-            </m:r>
-            <m:r>
-              <m:rPr>
-                <m:sty m:val="p"/>
-              </m:rPr>
-              <m:t>,</m:t>
-            </m:r>
-            <m:r>
-              <m:t>n</m:t>
-            </m:r>
-          </m:e>
-        </m:d>
-        <m:r>
-          <m:t>​</m:t>
-        </m:r>
-      </m:oMath>
-      <w:r>
-        <w:t xml:space="preserve"> </w:t>
-      </w:r>
-      <w:r>
-        <w:t xml:space="preserve">to</w:t>
-      </w:r>
-      <w:r>
-        <w:t xml:space="preserve"> </w:t>
-      </w:r>
-      <m:oMath>
-        <m:r>
-          <m:t>S</m:t>
-        </m:r>
-      </m:oMath>
-      <w:r>
-        <w:t xml:space="preserve">,</w:t>
-      </w:r>
-      <w:r>
-        <w:t xml:space="preserve"> </w:t>
-      </w:r>
-      <w:r>
-        <w:t xml:space="preserve">written</w:t>
-      </w:r>
-      <w:r>
-        <w:t xml:space="preserve"> </w:t>
-      </w:r>
-      <m:oMath>
-        <m:sSub>
-          <m:e>
-            <m:r>
-              <m:t>a</m:t>
-            </m:r>
-          </m:e>
-          <m:sub>
-            <m:r>
-              <m:t>1</m:t>
-            </m:r>
-          </m:sub>
-        </m:sSub>
-        <m:r>
-          <m:rPr>
-            <m:sty m:val="p"/>
-          </m:rPr>
-          <m:t>,</m:t>
-        </m:r>
-        <m:r>
-          <m:rPr>
-            <m:sty m:val="p"/>
-          </m:rPr>
-          <m:t>…</m:t>
-        </m:r>
-        <m:r>
-          <m:rPr>
-            <m:sty m:val="p"/>
-          </m:rPr>
-          <m:t>,</m:t>
-        </m:r>
-        <m:sSub>
-          <m:e>
-            <m:r>
-              <m:t>a</m:t>
-            </m:r>
-          </m:e>
-          <m:sub>
-            <m:r>
-              <m:t>n</m:t>
-            </m:r>
-          </m:sub>
-        </m:sSub>
-      </m:oMath>
-      <w:r>
-        <w:t xml:space="preserve">.</w:t>
-      </w:r>
-    </w:p>
-    <w:bookmarkEnd w:id="77"/>
-    <w:bookmarkStart w:id="78" w:name="exm-sequence"/>
+    <w:bookmarkEnd w:id="82"/>
+    <w:bookmarkStart w:id="83" w:name="exm-sequence"/>
     <w:p>
       <w:pPr>
         <w:pStyle w:val="BodyText"/>
@@ -24516,8 +24457,8 @@
         <w:t xml:space="preserve">but as a sequence, the order and the repeats matter.</w:t>
       </w:r>
     </w:p>
-    <w:bookmarkEnd w:id="78"/>
-    <w:bookmarkStart w:id="79" w:name="def-expression"/>
+    <w:bookmarkEnd w:id="83"/>
+    <w:bookmarkStart w:id="84" w:name="def-finite-sequence"/>
     <w:p>
       <w:pPr>
         <w:pStyle w:val="FirstParagraph"/>
@@ -24527,7 +24468,195 @@
           <w:b/>
           <w:bCs/>
         </w:rPr>
-        <w:t xml:space="preserve">Definition 26 (Expression)</w:t>
+        <w:t xml:space="preserve">Definition 29 (Finite sequence)</w:t>
+      </w:r>
+      <w:r>
+        <w:t xml:space="preserve"> </w:t>
+      </w:r>
+      <w:r>
+        <w:t xml:space="preserve">Let</w:t>
+      </w:r>
+      <w:r>
+        <w:t xml:space="preserve"> </w:t>
+      </w:r>
+      <m:oMath>
+        <m:r>
+          <m:t>S</m:t>
+        </m:r>
+      </m:oMath>
+      <w:r>
+        <w:t xml:space="preserve"> </w:t>
+      </w:r>
+      <w:r>
+        <w:t xml:space="preserve">be a set.</w:t>
+      </w:r>
+      <w:r>
+        <w:t xml:space="preserve"> </w:t>
+      </w:r>
+      <w:r>
+        <w:t xml:space="preserve">A</w:t>
+      </w:r>
+      <w:r>
+        <w:t xml:space="preserve"> </w:t>
+      </w:r>
+      <w:r>
+        <w:rPr>
+          <w:b/>
+          <w:bCs/>
+        </w:rPr>
+        <w:t xml:space="preserve">finite sequence</w:t>
+      </w:r>
+      <w:r>
+        <w:t xml:space="preserve"> </w:t>
+      </w:r>
+      <w:r>
+        <w:t xml:space="preserve">of length</w:t>
+      </w:r>
+      <w:r>
+        <w:t xml:space="preserve"> </w:t>
+      </w:r>
+      <m:oMath>
+        <m:r>
+          <m:t>n</m:t>
+        </m:r>
+      </m:oMath>
+      <w:r>
+        <w:t xml:space="preserve"> </w:t>
+      </w:r>
+      <w:r>
+        <w:t xml:space="preserve">is a function from</w:t>
+      </w:r>
+      <w:r>
+        <w:t xml:space="preserve"> </w:t>
+      </w:r>
+      <m:oMath>
+        <m:r>
+          <m:t>​</m:t>
+        </m:r>
+        <m:d>
+          <m:dPr>
+            <m:begChr m:val="{"/>
+            <m:sepChr m:val=""/>
+            <m:endChr m:val="}"/>
+            <m:grow/>
+          </m:dPr>
+          <m:e>
+            <m:r>
+              <m:t>1</m:t>
+            </m:r>
+            <m:r>
+              <m:rPr>
+                <m:sty m:val="p"/>
+              </m:rPr>
+              <m:t>,</m:t>
+            </m:r>
+            <m:r>
+              <m:rPr>
+                <m:sty m:val="p"/>
+              </m:rPr>
+              <m:t>…</m:t>
+            </m:r>
+            <m:r>
+              <m:rPr>
+                <m:sty m:val="p"/>
+              </m:rPr>
+              <m:t>,</m:t>
+            </m:r>
+            <m:r>
+              <m:t>n</m:t>
+            </m:r>
+          </m:e>
+        </m:d>
+        <m:r>
+          <m:t>​</m:t>
+        </m:r>
+      </m:oMath>
+      <w:r>
+        <w:t xml:space="preserve"> </w:t>
+      </w:r>
+      <w:r>
+        <w:t xml:space="preserve">to</w:t>
+      </w:r>
+      <w:r>
+        <w:t xml:space="preserve"> </w:t>
+      </w:r>
+      <m:oMath>
+        <m:r>
+          <m:t>S</m:t>
+        </m:r>
+      </m:oMath>
+      <w:r>
+        <w:t xml:space="preserve">,</w:t>
+      </w:r>
+      <w:r>
+        <w:t xml:space="preserve"> </w:t>
+      </w:r>
+      <w:r>
+        <w:t xml:space="preserve">written</w:t>
+      </w:r>
+      <w:r>
+        <w:t xml:space="preserve"> </w:t>
+      </w:r>
+      <m:oMath>
+        <m:sSub>
+          <m:e>
+            <m:r>
+              <m:t>a</m:t>
+            </m:r>
+          </m:e>
+          <m:sub>
+            <m:r>
+              <m:t>1</m:t>
+            </m:r>
+          </m:sub>
+        </m:sSub>
+        <m:r>
+          <m:rPr>
+            <m:sty m:val="p"/>
+          </m:rPr>
+          <m:t>,</m:t>
+        </m:r>
+        <m:r>
+          <m:rPr>
+            <m:sty m:val="p"/>
+          </m:rPr>
+          <m:t>…</m:t>
+        </m:r>
+        <m:r>
+          <m:rPr>
+            <m:sty m:val="p"/>
+          </m:rPr>
+          <m:t>,</m:t>
+        </m:r>
+        <m:sSub>
+          <m:e>
+            <m:r>
+              <m:t>a</m:t>
+            </m:r>
+          </m:e>
+          <m:sub>
+            <m:r>
+              <m:t>n</m:t>
+            </m:r>
+          </m:sub>
+        </m:sSub>
+      </m:oMath>
+      <w:r>
+        <w:t xml:space="preserve">.</w:t>
+      </w:r>
+    </w:p>
+    <w:bookmarkEnd w:id="84"/>
+    <w:bookmarkStart w:id="85" w:name="def-expression"/>
+    <w:p>
+      <w:pPr>
+        <w:pStyle w:val="BodyText"/>
+      </w:pPr>
+      <w:r>
+        <w:rPr>
+          <w:b/>
+          <w:bCs/>
+        </w:rPr>
+        <w:t xml:space="preserve">Definition 30 (Expression)</w:t>
       </w:r>
       <w:r>
         <w:t xml:space="preserve"> </w:t>
@@ -24606,8 +24735,8 @@
         <w:t xml:space="preserve">it fixes the output for each input.</w:t>
       </w:r>
     </w:p>
-    <w:bookmarkEnd w:id="79"/>
-    <w:bookmarkStart w:id="80" w:name="exm-expression"/>
+    <w:bookmarkEnd w:id="85"/>
+    <w:bookmarkStart w:id="86" w:name="exm-expression"/>
     <w:p>
       <w:pPr>
         <w:pStyle w:val="BodyText"/>
@@ -25080,8 +25209,8 @@
         <w:t xml:space="preserve">is added.</w:t>
       </w:r>
     </w:p>
-    <w:bookmarkEnd w:id="80"/>
-    <w:bookmarkStart w:id="81" w:name="def-parse-tree"/>
+    <w:bookmarkEnd w:id="86"/>
+    <w:bookmarkStart w:id="87" w:name="def-parse-tree"/>
     <w:p>
       <w:pPr>
         <w:pStyle w:val="BodyText"/>
@@ -25091,7 +25220,7 @@
           <w:b/>
           <w:bCs/>
         </w:rPr>
-        <w:t xml:space="preserve">Definition 27 (Parse tree)</w:t>
+        <w:t xml:space="preserve">Definition 31 (Parse tree)</w:t>
       </w:r>
       <w:r>
         <w:t xml:space="preserve"> </w:t>
@@ -25151,8 +25280,8 @@
         <w:t xml:space="preserve">and each internal node is an operation applied to the nodes below it.</w:t>
       </w:r>
     </w:p>
-    <w:bookmarkEnd w:id="81"/>
-    <w:bookmarkStart w:id="82" w:name="exm-parse-tree"/>
+    <w:bookmarkEnd w:id="87"/>
+    <w:bookmarkStart w:id="88" w:name="exm-parse-tree"/>
     <w:p>
       <w:pPr>
         <w:pStyle w:val="BodyText"/>
@@ -25679,8 +25808,8 @@
         <w:t xml:space="preserve">.</w:t>
       </w:r>
     </w:p>
-    <w:bookmarkEnd w:id="82"/>
-    <w:bookmarkStart w:id="83" w:name="rem-expression-parse-tree"/>
+    <w:bookmarkEnd w:id="88"/>
+    <w:bookmarkStart w:id="89" w:name="rem-expression-parse-tree"/>
     <w:p>
       <w:pPr>
         <w:pStyle w:val="BodyText"/>
@@ -25690,7 +25819,7 @@
           <w:i/>
           <w:iCs/>
         </w:rPr>
-        <w:t xml:space="preserve">Remark 9</w:t>
+        <w:t xml:space="preserve">Remark 11</w:t>
       </w:r>
       <w:r>
         <w:t xml:space="preserve"> (Expressions, precedence and parse trees). </w:t>
@@ -25747,15 +25876,15 @@
           <w:rPr>
             <w:rStyle w:val="Hyperlink"/>
           </w:rPr>
-          <w:t xml:space="preserve">Definition 27</w:t>
+          <w:t xml:space="preserve">Definition 31</w:t>
         </w:r>
       </w:hyperlink>
       <w:r>
         <w:t xml:space="preserve">).</w:t>
       </w:r>
     </w:p>
-    <w:bookmarkEnd w:id="83"/>
-    <w:bookmarkStart w:id="84" w:name="def-algorithm"/>
+    <w:bookmarkEnd w:id="89"/>
+    <w:bookmarkStart w:id="90" w:name="def-algorithm"/>
     <w:p>
       <w:pPr>
         <w:pStyle w:val="BodyText"/>
@@ -25765,7 +25894,7 @@
           <w:b/>
           <w:bCs/>
         </w:rPr>
-        <w:t xml:space="preserve">Definition 28 (Algorithm)</w:t>
+        <w:t xml:space="preserve">Definition 32 (Algorithm)</w:t>
       </w:r>
       <w:r>
         <w:t xml:space="preserve"> </w:t>
@@ -25838,8 +25967,8 @@
         <w:t xml:space="preserve">for each input it returns the function’s value at that input.</w:t>
       </w:r>
     </w:p>
-    <w:bookmarkEnd w:id="84"/>
-    <w:bookmarkStart w:id="85" w:name="exm-algorithm"/>
+    <w:bookmarkEnd w:id="90"/>
+    <w:bookmarkStart w:id="91" w:name="exm-algorithm"/>
     <w:p>
       <w:pPr>
         <w:pStyle w:val="BodyText"/>
@@ -26240,8 +26369,8 @@
         <w:t xml:space="preserve">the same value by different steps.</w:t>
       </w:r>
     </w:p>
-    <w:bookmarkEnd w:id="85"/>
-    <w:bookmarkStart w:id="86" w:name="rem-function-expression-algorithm"/>
+    <w:bookmarkEnd w:id="91"/>
+    <w:bookmarkStart w:id="92" w:name="rem-function-expression-algorithm"/>
     <w:p>
       <w:pPr>
         <w:pStyle w:val="BodyText"/>
@@ -26251,7 +26380,7 @@
           <w:i/>
           <w:iCs/>
         </w:rPr>
-        <w:t xml:space="preserve">Remark 10</w:t>
+        <w:t xml:space="preserve">Remark 12</w:t>
       </w:r>
       <w:r>
         <w:t xml:space="preserve"> (How functions, expressions and algorithms relate). </w:t>
@@ -26374,8 +26503,8 @@
         <w:t xml:space="preserve">and a different expression for the same function gives a different tree and a different algorithm.</w:t>
       </w:r>
     </w:p>
-    <w:bookmarkEnd w:id="86"/>
-    <w:bookmarkStart w:id="87" w:name="rem-no-known-algorithm"/>
+    <w:bookmarkEnd w:id="92"/>
+    <w:bookmarkStart w:id="93" w:name="rem-no-known-algorithm"/>
     <w:p>
       <w:pPr>
         <w:pStyle w:val="BodyText"/>
@@ -26385,7 +26514,7 @@
           <w:i/>
           <w:iCs/>
         </w:rPr>
-        <w:t xml:space="preserve">Remark 11</w:t>
+        <w:t xml:space="preserve">Remark 13</w:t>
       </w:r>
       <w:r>
         <w:t xml:space="preserve"> (Values with no known algorithm). </w:t>
@@ -26447,8 +26576,8 @@
         <w:t xml:space="preserve">Such a value can still be well defined and approximated by an algorithm.</w:t>
       </w:r>
     </w:p>
-    <w:bookmarkEnd w:id="87"/>
-    <w:bookmarkStart w:id="88" w:name="exm-no-known-algorithm"/>
+    <w:bookmarkEnd w:id="93"/>
+    <w:bookmarkStart w:id="94" w:name="exm-no-known-algorithm"/>
     <w:p>
       <w:pPr>
         <w:pStyle w:val="BodyText"/>
@@ -26608,9 +26737,9 @@
         <w:t xml:space="preserve">An algorithm such as bisection approximates it as closely as we like.</w:t>
       </w:r>
     </w:p>
-    <w:bookmarkEnd w:id="88"/>
-    <w:bookmarkEnd w:id="89"/>
-    <w:bookmarkStart w:id="104" w:name="countable-sets"/>
+    <w:bookmarkEnd w:id="94"/>
+    <w:bookmarkEnd w:id="95"/>
+    <w:bookmarkStart w:id="111" w:name="countable-sets"/>
     <w:p>
       <w:pPr>
         <w:pStyle w:val="Heading2"/>
@@ -26619,7 +26748,7 @@
         <w:t xml:space="preserve">4 Countable sets</w:t>
       </w:r>
     </w:p>
-    <w:bookmarkStart w:id="90" w:name="def-finite-set"/>
+    <w:bookmarkStart w:id="96" w:name="def-finite-set"/>
     <w:p>
       <w:pPr>
         <w:pStyle w:val="FirstParagraph"/>
@@ -26629,7 +26758,7 @@
           <w:b/>
           <w:bCs/>
         </w:rPr>
-        <w:t xml:space="preserve">Definition 29 (Finite set, infinite set, and cardinality)</w:t>
+        <w:t xml:space="preserve">Definition 33 (Finite set and cardinality)</w:t>
       </w:r>
       <w:r>
         <w:t xml:space="preserve"> </w:t>
@@ -26690,12 +26819,12 @@
       <w:r>
         <w:t xml:space="preserve">its elements can be listed as a finite sequence (</w:t>
       </w:r>
-      <w:hyperlink w:anchor="def-sequence">
+      <w:hyperlink w:anchor="def-finite-sequence">
         <w:r>
           <w:rPr>
             <w:rStyle w:val="Hyperlink"/>
           </w:rPr>
-          <w:t xml:space="preserve">Definition 25</w:t>
+          <w:t xml:space="preserve">Definition 29</w:t>
         </w:r>
       </w:hyperlink>
       <w:r>
@@ -26894,39 +27023,18 @@
         <w:t xml:space="preserve">.</w:t>
       </w:r>
     </w:p>
+    <w:bookmarkEnd w:id="96"/>
+    <w:bookmarkStart w:id="99" w:name="rem-cardinality-bars"/>
     <w:p>
       <w:pPr>
         <w:pStyle w:val="BodyText"/>
       </w:pPr>
       <w:r>
-        <w:t xml:space="preserve">A set that is not finite is</w:t>
-      </w:r>
-      <w:r>
-        <w:t xml:space="preserve"> </w:t>
-      </w:r>
-      <w:r>
-        <w:rPr>
-          <w:b/>
-          <w:bCs/>
-        </w:rPr>
-        <w:t xml:space="preserve">infinite</w:t>
-      </w:r>
-      <w:r>
-        <w:t xml:space="preserve">.</w:t>
-      </w:r>
-    </w:p>
-    <w:bookmarkEnd w:id="90"/>
-    <w:bookmarkStart w:id="93" w:name="rem-cardinality-bars"/>
-    <w:p>
-      <w:pPr>
-        <w:pStyle w:val="BodyText"/>
-      </w:pPr>
-      <w:r>
         <w:rPr>
           <w:i/>
           <w:iCs/>
         </w:rPr>
-        <w:t xml:space="preserve">Remark 12</w:t>
+        <w:t xml:space="preserve">Remark 14</w:t>
       </w:r>
       <w:r>
         <w:t xml:space="preserve"> (Two meanings of</w:t>
@@ -27044,7 +27152,7 @@
       <w:r>
         <w:t xml:space="preserve"> </w:t>
       </w:r>
-      <w:hyperlink r:id="rId91">
+      <w:hyperlink r:id="rId97">
         <w:r>
           <w:rPr>
             <w:rStyle w:val="Hyperlink"/>
@@ -27064,7 +27172,7 @@
       <w:r>
         <w:t xml:space="preserve"> </w:t>
       </w:r>
-      <w:hyperlink r:id="rId92">
+      <w:hyperlink r:id="rId98">
         <w:r>
           <w:rPr>
             <w:rStyle w:val="Hyperlink"/>
@@ -27199,8 +27307,8 @@
         <w:t xml:space="preserve">.</w:t>
       </w:r>
     </w:p>
-    <w:bookmarkEnd w:id="93"/>
-    <w:bookmarkStart w:id="94" w:name="exm-finite-set"/>
+    <w:bookmarkEnd w:id="99"/>
+    <w:bookmarkStart w:id="100" w:name="exm-finite-set"/>
     <w:p>
       <w:pPr>
         <w:pStyle w:val="BodyText"/>
@@ -27792,8 +27900,8 @@
         <w:t xml:space="preserve">which is larger than every number in the list.</w:t>
       </w:r>
     </w:p>
-    <w:bookmarkEnd w:id="94"/>
-    <w:bookmarkStart w:id="95" w:name="def-countable-set"/>
+    <w:bookmarkEnd w:id="100"/>
+    <w:bookmarkStart w:id="101" w:name="def-infinite-set"/>
     <w:p>
       <w:pPr>
         <w:pStyle w:val="FirstParagraph"/>
@@ -27803,7 +27911,51 @@
           <w:b/>
           <w:bCs/>
         </w:rPr>
-        <w:t xml:space="preserve">Definition 30 (Countable set)</w:t>
+        <w:t xml:space="preserve">Definition 34 (Infinite set)</w:t>
+      </w:r>
+      <w:r>
+        <w:t xml:space="preserve"> </w:t>
+      </w:r>
+      <w:r>
+        <w:t xml:space="preserve">A set that is not finite (</w:t>
+      </w:r>
+      <w:hyperlink w:anchor="def-finite-set">
+        <w:r>
+          <w:rPr>
+            <w:rStyle w:val="Hyperlink"/>
+          </w:rPr>
+          <w:t xml:space="preserve">Definition 33</w:t>
+        </w:r>
+      </w:hyperlink>
+      <w:r>
+        <w:t xml:space="preserve">) is</w:t>
+      </w:r>
+      <w:r>
+        <w:t xml:space="preserve"> </w:t>
+      </w:r>
+      <w:r>
+        <w:rPr>
+          <w:b/>
+          <w:bCs/>
+        </w:rPr>
+        <w:t xml:space="preserve">infinite</w:t>
+      </w:r>
+      <w:r>
+        <w:t xml:space="preserve">.</w:t>
+      </w:r>
+    </w:p>
+    <w:bookmarkEnd w:id="101"/>
+    <w:bookmarkStart w:id="102" w:name="def-countable-set"/>
+    <w:p>
+      <w:pPr>
+        <w:pStyle w:val="BodyText"/>
+      </w:pPr>
+      <w:r>
+        <w:rPr>
+          <w:b/>
+          <w:bCs/>
+        </w:rPr>
+        <w:t xml:space="preserve">Definition 35 (Countable set)</w:t>
       </w:r>
       <w:r>
         <w:t xml:space="preserve"> </w:t>
@@ -27832,7 +27984,7 @@
           <w:rPr>
             <w:rStyle w:val="Hyperlink"/>
           </w:rPr>
-          <w:t xml:space="preserve">Definition 29</w:t>
+          <w:t xml:space="preserve">Definition 33</w:t>
         </w:r>
       </w:hyperlink>
       <w:r>
@@ -27849,7 +28001,7 @@
           <w:rPr>
             <w:rStyle w:val="Hyperlink"/>
           </w:rPr>
-          <w:t xml:space="preserve">Definition 25</w:t>
+          <w:t xml:space="preserve">Definition 28</w:t>
         </w:r>
       </w:hyperlink>
       <w:r>
@@ -27927,8 +28079,8 @@
         <w:t xml:space="preserve">in which every element appears.</w:t>
       </w:r>
     </w:p>
-    <w:bookmarkEnd w:id="95"/>
-    <w:bookmarkStart w:id="96" w:name="def-countably-infinite"/>
+    <w:bookmarkEnd w:id="102"/>
+    <w:bookmarkStart w:id="103" w:name="def-countably-infinite"/>
     <w:p>
       <w:pPr>
         <w:pStyle w:val="BodyText"/>
@@ -27938,7 +28090,7 @@
           <w:b/>
           <w:bCs/>
         </w:rPr>
-        <w:t xml:space="preserve">Definition 31 (Countably infinite set)</w:t>
+        <w:t xml:space="preserve">Definition 36 (Countably infinite set)</w:t>
       </w:r>
       <w:r>
         <w:t xml:space="preserve"> </w:t>
@@ -27980,8 +28132,8 @@
         <w:t xml:space="preserve">and not finite.</w:t>
       </w:r>
     </w:p>
-    <w:bookmarkEnd w:id="96"/>
-    <w:bookmarkStart w:id="99" w:name="exm-countable-set"/>
+    <w:bookmarkEnd w:id="103"/>
+    <w:bookmarkStart w:id="106" w:name="exm-countable-set"/>
     <w:p>
       <w:pPr>
         <w:pStyle w:val="BodyText"/>
@@ -28095,7 +28247,7 @@
       <w:r>
         <w:t xml:space="preserve"> </w:t>
       </w:r>
-      <w:hyperlink r:id="rId97">
+      <w:hyperlink r:id="rId104">
         <w:r>
           <w:rPr>
             <w:rStyle w:val="Hyperlink"/>
@@ -28228,7 +28380,7 @@
       <w:r>
         <w:t xml:space="preserve"> </w:t>
       </w:r>
-      <w:hyperlink r:id="rId98">
+      <w:hyperlink r:id="rId105">
         <w:r>
           <w:rPr>
             <w:rStyle w:val="Hyperlink"/>
@@ -28347,8 +28499,8 @@
         <w:t xml:space="preserve">lists every one of them.</w:t>
       </w:r>
     </w:p>
-    <w:bookmarkEnd w:id="99"/>
-    <w:bookmarkStart w:id="100" w:name="thm-interval-uncountable"/>
+    <w:bookmarkEnd w:id="106"/>
+    <w:bookmarkStart w:id="107" w:name="thm-interval-uncountable"/>
     <w:p>
       <w:pPr>
         <w:pStyle w:val="FirstParagraph"/>
@@ -28416,8 +28568,8 @@
         <w:t xml:space="preserve">.</w:t>
       </w:r>
     </w:p>
-    <w:bookmarkEnd w:id="100"/>
-    <w:bookmarkStart w:id="103" w:name="rem-cantor-diagonal"/>
+    <w:bookmarkEnd w:id="107"/>
+    <w:bookmarkStart w:id="110" w:name="rem-cantor-diagonal"/>
     <w:p>
       <w:pPr>
         <w:pStyle w:val="BodyText"/>
@@ -28427,7 +28579,7 @@
           <w:i/>
           <w:iCs/>
         </w:rPr>
-        <w:t xml:space="preserve">Remark 13</w:t>
+        <w:t xml:space="preserve">Remark 15</w:t>
       </w:r>
       <w:r>
         <w:t xml:space="preserve"> (Cantor’s diagonal argument). </w:t>
@@ -28438,7 +28590,7 @@
       <w:r>
         <w:t xml:space="preserve"> </w:t>
       </w:r>
-      <w:hyperlink r:id="rId101">
+      <w:hyperlink r:id="rId108">
         <w:r>
           <w:rPr>
             <w:rStyle w:val="Hyperlink"/>
@@ -28643,7 +28795,7 @@
       <w:r>
         <w:t xml:space="preserve"> </w:t>
       </w:r>
-      <w:hyperlink r:id="rId102">
+      <w:hyperlink r:id="rId109">
         <w:r>
           <w:rPr>
             <w:rStyle w:val="Hyperlink"/>
@@ -28870,9 +29022,9 @@
         <w:t xml:space="preserve">and from the third in the third digit.</w:t>
       </w:r>
     </w:p>
-    <w:bookmarkEnd w:id="103"/>
-    <w:bookmarkEnd w:id="104"/>
-    <w:bookmarkStart w:id="109" w:name="extended-non-negative-real-numbers"/>
+    <w:bookmarkEnd w:id="110"/>
+    <w:bookmarkEnd w:id="111"/>
+    <w:bookmarkStart w:id="116" w:name="extended-non-negative-real-numbers"/>
     <w:p>
       <w:pPr>
         <w:pStyle w:val="Heading2"/>
@@ -28881,7 +29033,7 @@
         <w:t xml:space="preserve">5 Extended non-negative real numbers</w:t>
       </w:r>
     </w:p>
-    <w:bookmarkStart w:id="105" w:name="def-extended-nonneg-reals"/>
+    <w:bookmarkStart w:id="112" w:name="def-extended-nonneg-reals"/>
     <w:p>
       <w:pPr>
         <w:pStyle w:val="FirstParagraph"/>
@@ -28891,7 +29043,7 @@
           <w:b/>
           <w:bCs/>
         </w:rPr>
-        <w:t xml:space="preserve">Definition 32 (Extended non-negative real numbers)</w:t>
+        <w:t xml:space="preserve">Definition 37 (Extended non-negative real numbers)</w:t>
       </w:r>
       <w:r>
         <w:t xml:space="preserve"> </w:t>
@@ -29254,8 +29406,8 @@
         <w:t xml:space="preserve">.</w:t>
       </w:r>
     </w:p>
-    <w:bookmarkEnd w:id="105"/>
-    <w:bookmarkStart w:id="107" w:name="rem-infinity-arithmetic"/>
+    <w:bookmarkEnd w:id="112"/>
+    <w:bookmarkStart w:id="114" w:name="rem-infinity-arithmetic"/>
     <w:p>
       <w:pPr>
         <w:pStyle w:val="BodyText"/>
@@ -29265,7 +29417,7 @@
           <w:i/>
           <w:iCs/>
         </w:rPr>
-        <w:t xml:space="preserve">Remark 14</w:t>
+        <w:t xml:space="preserve">Remark 16</w:t>
       </w:r>
       <w:r>
         <w:t xml:space="preserve"> (Arithmetic with</w:t>
@@ -29459,7 +29611,7 @@
       <w:r>
         <w:t xml:space="preserve"> </w:t>
       </w:r>
-      <w:hyperlink r:id="rId106">
+      <w:hyperlink r:id="rId113">
         <w:r>
           <w:rPr>
             <w:rStyle w:val="Hyperlink"/>
@@ -29471,8 +29623,8 @@
         <w:t xml:space="preserve">).</w:t>
       </w:r>
     </w:p>
-    <w:bookmarkEnd w:id="107"/>
-    <w:bookmarkStart w:id="108" w:name="exm-extended-nonneg-reals"/>
+    <w:bookmarkEnd w:id="114"/>
+    <w:bookmarkStart w:id="115" w:name="exm-extended-nonneg-reals"/>
     <w:p>
       <w:pPr>
         <w:pStyle w:val="BodyText"/>
@@ -29662,9 +29814,9 @@
         <w:t xml:space="preserve">.</w:t>
       </w:r>
     </w:p>
-    <w:bookmarkEnd w:id="108"/>
-    <w:bookmarkEnd w:id="109"/>
-    <w:bookmarkStart w:id="110" w:name="sec-further-reading"/>
+    <w:bookmarkEnd w:id="115"/>
+    <w:bookmarkEnd w:id="116"/>
+    <w:bookmarkStart w:id="117" w:name="sec-further-reading"/>
     <w:p>
       <w:pPr>
         <w:pStyle w:val="Heading2"/>
@@ -29812,8 +29964,8 @@
         <w:t xml:space="preserve">.</w:t>
       </w:r>
     </w:p>
-    <w:bookmarkEnd w:id="110"/>
-    <w:bookmarkStart w:id="120" w:name="references"/>
+    <w:bookmarkEnd w:id="117"/>
+    <w:bookmarkStart w:id="127" w:name="references"/>
     <w:p>
       <w:pPr>
         <w:pStyle w:val="Heading2"/>
@@ -29822,8 +29974,8 @@
         <w:t xml:space="preserve">References</w:t>
       </w:r>
     </w:p>
-    <w:bookmarkStart w:id="119" w:name="refs"/>
-    <w:bookmarkStart w:id="112" w:name="ref-barkerplummer2011language"/>
+    <w:bookmarkStart w:id="126" w:name="refs"/>
+    <w:bookmarkStart w:id="119" w:name="ref-barkerplummer2011language"/>
     <w:p>
       <w:pPr>
         <w:pStyle w:val="Bibliography"/>
@@ -29847,7 +29999,7 @@
       <w:r>
         <w:t xml:space="preserve"> </w:t>
       </w:r>
-      <w:hyperlink r:id="rId111">
+      <w:hyperlink r:id="rId118">
         <w:r>
           <w:rPr>
             <w:rStyle w:val="Hyperlink"/>
@@ -29859,8 +30011,8 @@
         <w:t xml:space="preserve">.</w:t>
       </w:r>
     </w:p>
-    <w:bookmarkEnd w:id="112"/>
-    <w:bookmarkStart w:id="114" w:name="ref-devlin1993joy"/>
+    <w:bookmarkEnd w:id="119"/>
+    <w:bookmarkStart w:id="121" w:name="ref-devlin1993joy"/>
     <w:p>
       <w:pPr>
         <w:pStyle w:val="Bibliography"/>
@@ -29884,7 +30036,7 @@
       <w:r>
         <w:t xml:space="preserve"> </w:t>
       </w:r>
-      <w:hyperlink r:id="rId113">
+      <w:hyperlink r:id="rId120">
         <w:r>
           <w:rPr>
             <w:rStyle w:val="Hyperlink"/>
@@ -29896,8 +30048,8 @@
         <w:t xml:space="preserve">.</w:t>
       </w:r>
     </w:p>
-    <w:bookmarkEnd w:id="114"/>
-    <w:bookmarkStart w:id="116" w:name="ref-enderton2001logic"/>
+    <w:bookmarkEnd w:id="121"/>
+    <w:bookmarkStart w:id="123" w:name="ref-enderton2001logic"/>
     <w:p>
       <w:pPr>
         <w:pStyle w:val="Bibliography"/>
@@ -29921,7 +30073,7 @@
       <w:r>
         <w:t xml:space="preserve"> </w:t>
       </w:r>
-      <w:hyperlink r:id="rId115">
+      <w:hyperlink r:id="rId122">
         <w:r>
           <w:rPr>
             <w:rStyle w:val="Hyperlink"/>
@@ -29933,8 +30085,8 @@
         <w:t xml:space="preserve">.</w:t>
       </w:r>
     </w:p>
-    <w:bookmarkEnd w:id="116"/>
-    <w:bookmarkStart w:id="118" w:name="ref-halmos1974naive"/>
+    <w:bookmarkEnd w:id="123"/>
+    <w:bookmarkStart w:id="125" w:name="ref-halmos1974naive"/>
     <w:p>
       <w:pPr>
         <w:pStyle w:val="Bibliography"/>
@@ -29958,7 +30110,7 @@
       <w:r>
         <w:t xml:space="preserve"> </w:t>
       </w:r>
-      <w:hyperlink r:id="rId117">
+      <w:hyperlink r:id="rId124">
         <w:r>
           <w:rPr>
             <w:rStyle w:val="Hyperlink"/>
@@ -29970,9 +30122,9 @@
         <w:t xml:space="preserve">.</w:t>
       </w:r>
     </w:p>
-    <w:bookmarkEnd w:id="118"/>
-    <w:bookmarkEnd w:id="119"/>
-    <w:bookmarkEnd w:id="120"/>
+    <w:bookmarkEnd w:id="125"/>
+    <w:bookmarkEnd w:id="126"/>
+    <w:bookmarkEnd w:id="127"/>
     <w:sectPr>
       <w:footnotePr>
         <w:numRestart w:val="eachSect"/>
